--- a/熊猫成仙，从青竹山开始/第一卷 龙蛇起陆/第029章 一片坡，换一个儿子.docx
+++ b/熊猫成仙，从青竹山开始/第一卷 龙蛇起陆/第029章 一片坡，换一个儿子.docx
@@ -257,7 +257,7 @@
           <w:sz w:val="27"/>
           <w:szCs w:val="27"/>
         </w:rPr>
-        <w:t xml:space="preserve">他把竹杖提起来，走出院门。</w:t>
+        <w:t xml:space="preserve">他拄起竹杖，走出院门。</w:t>
       </w:r>
     </w:p>
     <w:p>
